--- a/Exc1/Выявление конфиденциальных данных.docx
+++ b/Exc1/Выявление конфиденциальных данных.docx
@@ -603,7 +603,10 @@
         </w:numPr>
       </w:pPr>
       <w:r>
-        <w:t xml:space="preserve">Медицинские карты: </w:t>
+        <w:t>Медицинские к</w:t>
+      </w:r>
+      <w:r>
+        <w:t xml:space="preserve">арты: </w:t>
       </w:r>
       <w:proofErr w:type="spellStart"/>
       <w:r>
@@ -611,7 +614,18 @@
       </w:r>
       <w:proofErr w:type="spellEnd"/>
       <w:r>
-        <w:t>, аудит доступа.</w:t>
+        <w:t>, аудит доступа</w:t>
+      </w:r>
+      <w:r>
+        <w:t>,</w:t>
+      </w:r>
+      <w:r>
+        <w:t xml:space="preserve"> </w:t>
+      </w:r>
+      <w:bookmarkStart w:id="0" w:name="_GoBack"/>
+      <w:bookmarkEnd w:id="0"/>
+      <w:r>
+        <w:t>шифрование.</w:t>
       </w:r>
     </w:p>
     <w:p>
@@ -920,8 +934,6 @@
           <w:szCs w:val="24"/>
         </w:rPr>
       </w:pPr>
-      <w:bookmarkStart w:id="0" w:name="_GoBack"/>
-      <w:bookmarkEnd w:id="0"/>
     </w:p>
     <w:sectPr>
       <w:pgSz w:w="11906" w:h="16838"/>
